--- a/module-1/Barber-Assignment1.3.docx
+++ b/module-1/Barber-Assignment1.3.docx
@@ -12,11 +12,16 @@
     </w:p>
     <w:p>
       <w:r>
+        <w:t>https://github.com/ryan7723/CSD-340.git</w:t>
+      </w:r>
+    </w:p>
+    <w:p>
+      <w:r>
         <w:rPr>
           <w:noProof/>
         </w:rPr>
         <w:drawing>
-          <wp:inline distT="0" distB="0" distL="0" distR="0" wp14:anchorId="5A00ADB5" wp14:editId="64C17505">
+          <wp:inline distT="0" distB="0" distL="0" distR="0" wp14:anchorId="5A00ADB5" wp14:editId="072A1EDD">
             <wp:extent cx="3286125" cy="3617546"/>
             <wp:effectExtent l="0" t="0" r="0" b="2540"/>
             <wp:docPr id="656449648" name="Picture 1"/>
@@ -1376,6 +1381,23 @@
 </file>
 
 <file path=customXml/item1.xml><?xml version="1.0" encoding="utf-8"?>
+<p:properties xmlns:p="http://schemas.microsoft.com/office/2006/metadata/properties" xmlns:xsi="http://www.w3.org/2001/XMLSchema-instance" xmlns:pc="http://schemas.microsoft.com/office/infopath/2007/PartnerControls">
+  <documentManagement>
+    <_activity xmlns="027455df-dd04-4ac9-8bde-8da50f7cf530" xsi:nil="true"/>
+  </documentManagement>
+</p:properties>
+</file>
+
+<file path=customXml/item2.xml><?xml version="1.0" encoding="utf-8"?>
+<?mso-contentType ?>
+<FormTemplates xmlns="http://schemas.microsoft.com/sharepoint/v3/contenttype/forms">
+  <Display>DocumentLibraryForm</Display>
+  <Edit>DocumentLibraryForm</Edit>
+  <New>DocumentLibraryForm</New>
+</FormTemplates>
+</file>
+
+<file path=customXml/item3.xml><?xml version="1.0" encoding="utf-8"?>
 <ct:contentTypeSchema xmlns:ct="http://schemas.microsoft.com/office/2006/metadata/contentType" xmlns:ma="http://schemas.microsoft.com/office/2006/metadata/properties/metaAttributes" ct:_="" ma:_="" ma:contentTypeName="Document" ma:contentTypeID="0x010100FDE989399BDE7A438F82B1C69E4FD365" ma:contentTypeVersion="10" ma:contentTypeDescription="Create a new document." ma:contentTypeScope="" ma:versionID="ebb53120d40fec6c7151abc034f286bc">
   <xsd:schema xmlns:xsd="http://www.w3.org/2001/XMLSchema" xmlns:xs="http://www.w3.org/2001/XMLSchema" xmlns:p="http://schemas.microsoft.com/office/2006/metadata/properties" xmlns:ns3="027455df-dd04-4ac9-8bde-8da50f7cf530" targetNamespace="http://schemas.microsoft.com/office/2006/metadata/properties" ma:root="true" ma:fieldsID="a1a70125461ad78797949b80017b6c1a" ns3:_="">
     <xsd:import namespace="027455df-dd04-4ac9-8bde-8da50f7cf530"/>
@@ -1557,24 +1579,25 @@
 </ct:contentTypeSchema>
 </file>
 
-<file path=customXml/item2.xml><?xml version="1.0" encoding="utf-8"?>
-<?mso-contentType ?>
-<FormTemplates xmlns="http://schemas.microsoft.com/sharepoint/v3/contenttype/forms">
-  <Display>DocumentLibraryForm</Display>
-  <Edit>DocumentLibraryForm</Edit>
-  <New>DocumentLibraryForm</New>
-</FormTemplates>
+<file path=customXml/itemProps1.xml><?xml version="1.0" encoding="utf-8"?>
+<ds:datastoreItem xmlns:ds="http://schemas.openxmlformats.org/officeDocument/2006/customXml" ds:itemID="{25B1A168-1005-4B62-8520-B0DF65FE06D9}">
+  <ds:schemaRefs>
+    <ds:schemaRef ds:uri="http://schemas.microsoft.com/office/2006/metadata/properties"/>
+    <ds:schemaRef ds:uri="http://schemas.microsoft.com/office/infopath/2007/PartnerControls"/>
+    <ds:schemaRef ds:uri="027455df-dd04-4ac9-8bde-8da50f7cf530"/>
+  </ds:schemaRefs>
+</ds:datastoreItem>
 </file>
 
-<file path=customXml/item3.xml><?xml version="1.0" encoding="utf-8"?>
-<p:properties xmlns:p="http://schemas.microsoft.com/office/2006/metadata/properties" xmlns:xsi="http://www.w3.org/2001/XMLSchema-instance" xmlns:pc="http://schemas.microsoft.com/office/infopath/2007/PartnerControls">
-  <documentManagement>
-    <_activity xmlns="027455df-dd04-4ac9-8bde-8da50f7cf530" xsi:nil="true"/>
-  </documentManagement>
-</p:properties>
+<file path=customXml/itemProps2.xml><?xml version="1.0" encoding="utf-8"?>
+<ds:datastoreItem xmlns:ds="http://schemas.openxmlformats.org/officeDocument/2006/customXml" ds:itemID="{0248CA54-364C-458D-9F1C-670B9FB6AC05}">
+  <ds:schemaRefs>
+    <ds:schemaRef ds:uri="http://schemas.microsoft.com/sharepoint/v3/contenttype/forms"/>
+  </ds:schemaRefs>
+</ds:datastoreItem>
 </file>
 
-<file path=customXml/itemProps1.xml><?xml version="1.0" encoding="utf-8"?>
+<file path=customXml/itemProps3.xml><?xml version="1.0" encoding="utf-8"?>
 <ds:datastoreItem xmlns:ds="http://schemas.openxmlformats.org/officeDocument/2006/customXml" ds:itemID="{A9380150-076E-445E-A5FB-4C9822FE9975}">
   <ds:schemaRefs>
     <ds:schemaRef ds:uri="http://schemas.microsoft.com/office/2006/metadata/contentType"/>
@@ -1590,22 +1613,4 @@
     <ds:schemaRef ds:uri="http://schemas.microsoft.com/internal/obd"/>
   </ds:schemaRefs>
 </ds:datastoreItem>
-</file>
-
-<file path=customXml/itemProps2.xml><?xml version="1.0" encoding="utf-8"?>
-<ds:datastoreItem xmlns:ds="http://schemas.openxmlformats.org/officeDocument/2006/customXml" ds:itemID="{0248CA54-364C-458D-9F1C-670B9FB6AC05}">
-  <ds:schemaRefs>
-    <ds:schemaRef ds:uri="http://schemas.microsoft.com/sharepoint/v3/contenttype/forms"/>
-  </ds:schemaRefs>
-</ds:datastoreItem>
-</file>
-
-<file path=customXml/itemProps3.xml><?xml version="1.0" encoding="utf-8"?>
-<ds:datastoreItem xmlns:ds="http://schemas.openxmlformats.org/officeDocument/2006/customXml" ds:itemID="{25B1A168-1005-4B62-8520-B0DF65FE06D9}">
-  <ds:schemaRefs>
-    <ds:schemaRef ds:uri="http://schemas.microsoft.com/office/2006/metadata/properties"/>
-    <ds:schemaRef ds:uri="http://schemas.microsoft.com/office/infopath/2007/PartnerControls"/>
-    <ds:schemaRef ds:uri="027455df-dd04-4ac9-8bde-8da50f7cf530"/>
-  </ds:schemaRefs>
-</ds:datastoreItem>
 </file>
--- a/module-1/Barber-Assignment1.3.docx
+++ b/module-1/Barber-Assignment1.3.docx
@@ -12,7 +12,13 @@
     </w:p>
     <w:p>
       <w:r>
-        <w:t>https://github.com/ryan7723/CSD-340.git</w:t>
+        <w:t>https://github.com/ryan7723/</w:t>
+      </w:r>
+      <w:r>
+        <w:t>csd</w:t>
+      </w:r>
+      <w:r>
+        <w:t>-340.git</w:t>
       </w:r>
     </w:p>
     <w:p>
@@ -21,7 +27,7 @@
           <w:noProof/>
         </w:rPr>
         <w:drawing>
-          <wp:inline distT="0" distB="0" distL="0" distR="0" wp14:anchorId="5A00ADB5" wp14:editId="072A1EDD">
+          <wp:inline distT="0" distB="0" distL="0" distR="0" wp14:anchorId="5A00ADB5" wp14:editId="2827A210">
             <wp:extent cx="3286125" cy="3617546"/>
             <wp:effectExtent l="0" t="0" r="0" b="2540"/>
             <wp:docPr id="656449648" name="Picture 1"/>
@@ -1381,23 +1387,6 @@
 </file>
 
 <file path=customXml/item1.xml><?xml version="1.0" encoding="utf-8"?>
-<p:properties xmlns:p="http://schemas.microsoft.com/office/2006/metadata/properties" xmlns:xsi="http://www.w3.org/2001/XMLSchema-instance" xmlns:pc="http://schemas.microsoft.com/office/infopath/2007/PartnerControls">
-  <documentManagement>
-    <_activity xmlns="027455df-dd04-4ac9-8bde-8da50f7cf530" xsi:nil="true"/>
-  </documentManagement>
-</p:properties>
-</file>
-
-<file path=customXml/item2.xml><?xml version="1.0" encoding="utf-8"?>
-<?mso-contentType ?>
-<FormTemplates xmlns="http://schemas.microsoft.com/sharepoint/v3/contenttype/forms">
-  <Display>DocumentLibraryForm</Display>
-  <Edit>DocumentLibraryForm</Edit>
-  <New>DocumentLibraryForm</New>
-</FormTemplates>
-</file>
-
-<file path=customXml/item3.xml><?xml version="1.0" encoding="utf-8"?>
 <ct:contentTypeSchema xmlns:ct="http://schemas.microsoft.com/office/2006/metadata/contentType" xmlns:ma="http://schemas.microsoft.com/office/2006/metadata/properties/metaAttributes" ct:_="" ma:_="" ma:contentTypeName="Document" ma:contentTypeID="0x010100FDE989399BDE7A438F82B1C69E4FD365" ma:contentTypeVersion="10" ma:contentTypeDescription="Create a new document." ma:contentTypeScope="" ma:versionID="ebb53120d40fec6c7151abc034f286bc">
   <xsd:schema xmlns:xsd="http://www.w3.org/2001/XMLSchema" xmlns:xs="http://www.w3.org/2001/XMLSchema" xmlns:p="http://schemas.microsoft.com/office/2006/metadata/properties" xmlns:ns3="027455df-dd04-4ac9-8bde-8da50f7cf530" targetNamespace="http://schemas.microsoft.com/office/2006/metadata/properties" ma:root="true" ma:fieldsID="a1a70125461ad78797949b80017b6c1a" ns3:_="">
     <xsd:import namespace="027455df-dd04-4ac9-8bde-8da50f7cf530"/>
@@ -1579,25 +1568,24 @@
 </ct:contentTypeSchema>
 </file>
 
-<file path=customXml/itemProps1.xml><?xml version="1.0" encoding="utf-8"?>
-<ds:datastoreItem xmlns:ds="http://schemas.openxmlformats.org/officeDocument/2006/customXml" ds:itemID="{25B1A168-1005-4B62-8520-B0DF65FE06D9}">
-  <ds:schemaRefs>
-    <ds:schemaRef ds:uri="http://schemas.microsoft.com/office/2006/metadata/properties"/>
-    <ds:schemaRef ds:uri="http://schemas.microsoft.com/office/infopath/2007/PartnerControls"/>
-    <ds:schemaRef ds:uri="027455df-dd04-4ac9-8bde-8da50f7cf530"/>
-  </ds:schemaRefs>
-</ds:datastoreItem>
+<file path=customXml/item2.xml><?xml version="1.0" encoding="utf-8"?>
+<?mso-contentType ?>
+<FormTemplates xmlns="http://schemas.microsoft.com/sharepoint/v3/contenttype/forms">
+  <Display>DocumentLibraryForm</Display>
+  <Edit>DocumentLibraryForm</Edit>
+  <New>DocumentLibraryForm</New>
+</FormTemplates>
 </file>
 
-<file path=customXml/itemProps2.xml><?xml version="1.0" encoding="utf-8"?>
-<ds:datastoreItem xmlns:ds="http://schemas.openxmlformats.org/officeDocument/2006/customXml" ds:itemID="{0248CA54-364C-458D-9F1C-670B9FB6AC05}">
-  <ds:schemaRefs>
-    <ds:schemaRef ds:uri="http://schemas.microsoft.com/sharepoint/v3/contenttype/forms"/>
-  </ds:schemaRefs>
-</ds:datastoreItem>
+<file path=customXml/item3.xml><?xml version="1.0" encoding="utf-8"?>
+<p:properties xmlns:p="http://schemas.microsoft.com/office/2006/metadata/properties" xmlns:xsi="http://www.w3.org/2001/XMLSchema-instance" xmlns:pc="http://schemas.microsoft.com/office/infopath/2007/PartnerControls">
+  <documentManagement>
+    <_activity xmlns="027455df-dd04-4ac9-8bde-8da50f7cf530" xsi:nil="true"/>
+  </documentManagement>
+</p:properties>
 </file>
 
-<file path=customXml/itemProps3.xml><?xml version="1.0" encoding="utf-8"?>
+<file path=customXml/itemProps1.xml><?xml version="1.0" encoding="utf-8"?>
 <ds:datastoreItem xmlns:ds="http://schemas.openxmlformats.org/officeDocument/2006/customXml" ds:itemID="{A9380150-076E-445E-A5FB-4C9822FE9975}">
   <ds:schemaRefs>
     <ds:schemaRef ds:uri="http://schemas.microsoft.com/office/2006/metadata/contentType"/>
@@ -1613,4 +1601,22 @@
     <ds:schemaRef ds:uri="http://schemas.microsoft.com/internal/obd"/>
   </ds:schemaRefs>
 </ds:datastoreItem>
+</file>
+
+<file path=customXml/itemProps2.xml><?xml version="1.0" encoding="utf-8"?>
+<ds:datastoreItem xmlns:ds="http://schemas.openxmlformats.org/officeDocument/2006/customXml" ds:itemID="{0248CA54-364C-458D-9F1C-670B9FB6AC05}">
+  <ds:schemaRefs>
+    <ds:schemaRef ds:uri="http://schemas.microsoft.com/sharepoint/v3/contenttype/forms"/>
+  </ds:schemaRefs>
+</ds:datastoreItem>
+</file>
+
+<file path=customXml/itemProps3.xml><?xml version="1.0" encoding="utf-8"?>
+<ds:datastoreItem xmlns:ds="http://schemas.openxmlformats.org/officeDocument/2006/customXml" ds:itemID="{25B1A168-1005-4B62-8520-B0DF65FE06D9}">
+  <ds:schemaRefs>
+    <ds:schemaRef ds:uri="http://schemas.microsoft.com/office/2006/metadata/properties"/>
+    <ds:schemaRef ds:uri="http://schemas.microsoft.com/office/infopath/2007/PartnerControls"/>
+    <ds:schemaRef ds:uri="027455df-dd04-4ac9-8bde-8da50f7cf530"/>
+  </ds:schemaRefs>
+</ds:datastoreItem>
 </file>